--- a/docs/publication/releases/DS-009.docx
+++ b/docs/publication/releases/DS-009.docx
@@ -185,7 +185,7 @@
                 <w:color w:val="A7ABB3"/>
                 <w:sz w:val="24"/>
               </w:rPr>
-              <w:t>Version 0.2.3 — Draft</w:t>
+              <w:t>Version 0.5.0 — Draft</w:t>
             </w:r>
           </w:p>
           <w:p>
@@ -325,7 +325,7 @@
                 <w:color w:val="A7ABB3"/>
                 <w:sz w:val="18"/>
               </w:rPr>
-              <w:t>Source baseline commit: 34a65818d48f596122281075e18c6e5f36ec93b5</w:t>
+              <w:t>Source baseline commit: 8b5cf5bd0341d5d6f70c67302c8bce2069d0929a</w:t>
             </w:r>
           </w:p>
           <w:p>
@@ -341,7 +341,7 @@
                 <w:color w:val="A7ABB3"/>
                 <w:sz w:val="18"/>
               </w:rPr>
-              <w:t>Generation date: 2026-07-25T13:31:10-04:00</w:t>
+              <w:t>Generation date: 2026-07-25T16:51:31-04:00</w:t>
             </w:r>
           </w:p>
           <w:p>
@@ -511,7 +511,7 @@
                 <w:i w:val="0"/>
                 <w:sz w:val="19"/>
               </w:rPr>
-              <w:t>0.2.3</w:t>
+              <w:t>0.5.0</w:t>
             </w:r>
           </w:p>
         </w:tc>
@@ -850,6 +850,330 @@
                 <w:sz w:val="19"/>
               </w:rPr>
               <w:t>Summary</w:t>
+            </w:r>
+          </w:p>
+        </w:tc>
+      </w:tr>
+      <w:tr>
+        <w:tc>
+          <w:tcPr>
+            <w:tcW w:type="dxa" w:w="1008"/>
+          </w:tcPr>
+          <w:p>
+            <w:pPr>
+              <w:spacing w:after="80"/>
+            </w:pPr>
+            <w:r>
+              <w:rPr>
+                <w:rFonts w:ascii="Arial" w:hAnsi="Arial"/>
+                <w:b w:val="0"/>
+                <w:i w:val="0"/>
+                <w:sz w:val="19"/>
+              </w:rPr>
+              <w:t>0.5.0</w:t>
+            </w:r>
+          </w:p>
+        </w:tc>
+        <w:tc>
+          <w:tcPr>
+            <w:tcW w:type="dxa" w:w="1296"/>
+          </w:tcPr>
+          <w:p>
+            <w:pPr>
+              <w:spacing w:after="80"/>
+            </w:pPr>
+            <w:r>
+              <w:rPr>
+                <w:rFonts w:ascii="Arial" w:hAnsi="Arial"/>
+                <w:b w:val="0"/>
+                <w:i w:val="0"/>
+                <w:sz w:val="19"/>
+              </w:rPr>
+              <w:t>2026-07-25</w:t>
+            </w:r>
+          </w:p>
+        </w:tc>
+        <w:tc>
+          <w:tcPr>
+            <w:tcW w:type="dxa" w:w="2304"/>
+          </w:tcPr>
+          <w:p>
+            <w:pPr>
+              <w:spacing w:after="80"/>
+            </w:pPr>
+            <w:r>
+              <w:rPr>
+                <w:rFonts w:ascii="Arial" w:hAnsi="Arial"/>
+                <w:b w:val="0"/>
+                <w:i w:val="0"/>
+                <w:sz w:val="19"/>
+              </w:rPr>
+              <w:t>TheSinnerMan / Keeper</w:t>
+            </w:r>
+          </w:p>
+        </w:tc>
+        <w:tc>
+          <w:tcPr>
+            <w:tcW w:type="dxa" w:w="4464"/>
+          </w:tcPr>
+          <w:p>
+            <w:pPr>
+              <w:spacing w:after="80"/>
+            </w:pPr>
+            <w:r>
+              <w:rPr>
+                <w:rFonts w:ascii="Arial" w:hAnsi="Arial"/>
+                <w:b w:val="0"/>
+                <w:i w:val="0"/>
+                <w:sz w:val="19"/>
+              </w:rPr>
+              <w:t xml:space="preserve">Independent-audit blocker-repair (Blockers 2, 3): added </w:t>
+            </w:r>
+            <w:r>
+              <w:rPr>
+                <w:rFonts w:ascii="Consolas" w:hAnsi="Consolas"/>
+                <w:b w:val="0"/>
+                <w:i w:val="0"/>
+                <w:sz w:val="18"/>
+              </w:rPr>
+              <w:t>DS-QA-027</w:t>
+            </w:r>
+            <w:r>
+              <w:rPr>
+                <w:rFonts w:ascii="Arial" w:hAnsi="Arial"/>
+                <w:b w:val="0"/>
+                <w:i w:val="0"/>
+                <w:sz w:val="19"/>
+              </w:rPr>
+              <w:t xml:space="preserve"> (Trade Intelligence Package Security Testing, covering DS-SCA-029) and </w:t>
+            </w:r>
+            <w:r>
+              <w:rPr>
+                <w:rFonts w:ascii="Consolas" w:hAnsi="Consolas"/>
+                <w:b w:val="0"/>
+                <w:i w:val="0"/>
+                <w:sz w:val="18"/>
+              </w:rPr>
+              <w:t>DS-QA-028</w:t>
+            </w:r>
+            <w:r>
+              <w:rPr>
+                <w:rFonts w:ascii="Arial" w:hAnsi="Arial"/>
+                <w:b w:val="0"/>
+                <w:i w:val="0"/>
+                <w:sz w:val="19"/>
+              </w:rPr>
+              <w:t xml:space="preserve"> (Journal Retention and Deletion Testing, covering DS-JRN-007/DS-API-JRN-004/DS-SCA-028's extension). No prior requirement's content changed.</w:t>
+            </w:r>
+          </w:p>
+        </w:tc>
+      </w:tr>
+      <w:tr>
+        <w:tc>
+          <w:tcPr>
+            <w:tcW w:type="dxa" w:w="1008"/>
+          </w:tcPr>
+          <w:p>
+            <w:pPr>
+              <w:spacing w:after="80"/>
+            </w:pPr>
+            <w:r>
+              <w:rPr>
+                <w:rFonts w:ascii="Arial" w:hAnsi="Arial"/>
+                <w:b w:val="0"/>
+                <w:i w:val="0"/>
+                <w:sz w:val="19"/>
+              </w:rPr>
+              <w:t>0.4.0</w:t>
+            </w:r>
+          </w:p>
+        </w:tc>
+        <w:tc>
+          <w:tcPr>
+            <w:tcW w:type="dxa" w:w="1296"/>
+          </w:tcPr>
+          <w:p>
+            <w:pPr>
+              <w:spacing w:after="80"/>
+            </w:pPr>
+            <w:r>
+              <w:rPr>
+                <w:rFonts w:ascii="Arial" w:hAnsi="Arial"/>
+                <w:b w:val="0"/>
+                <w:i w:val="0"/>
+                <w:sz w:val="19"/>
+              </w:rPr>
+              <w:t>2026-07-25</w:t>
+            </w:r>
+          </w:p>
+        </w:tc>
+        <w:tc>
+          <w:tcPr>
+            <w:tcW w:type="dxa" w:w="2304"/>
+          </w:tcPr>
+          <w:p>
+            <w:pPr>
+              <w:spacing w:after="80"/>
+            </w:pPr>
+            <w:r>
+              <w:rPr>
+                <w:rFonts w:ascii="Arial" w:hAnsi="Arial"/>
+                <w:b w:val="0"/>
+                <w:i w:val="0"/>
+                <w:sz w:val="19"/>
+              </w:rPr>
+              <w:t>TheSinnerMan / Keeper</w:t>
+            </w:r>
+          </w:p>
+        </w:tc>
+        <w:tc>
+          <w:tcPr>
+            <w:tcW w:type="dxa" w:w="4464"/>
+          </w:tcPr>
+          <w:p>
+            <w:pPr>
+              <w:spacing w:after="80"/>
+            </w:pPr>
+            <w:r>
+              <w:rPr>
+                <w:rFonts w:ascii="Arial" w:hAnsi="Arial"/>
+                <w:b w:val="0"/>
+                <w:i w:val="0"/>
+                <w:sz w:val="19"/>
+              </w:rPr>
+              <w:t xml:space="preserve">Independent-audit repair (H1, H3): added </w:t>
+            </w:r>
+            <w:r>
+              <w:rPr>
+                <w:rFonts w:ascii="Consolas" w:hAnsi="Consolas"/>
+                <w:b w:val="0"/>
+                <w:i w:val="0"/>
+                <w:sz w:val="18"/>
+              </w:rPr>
+              <w:t>DS-QA-024</w:t>
+            </w:r>
+            <w:r>
+              <w:rPr>
+                <w:rFonts w:ascii="Arial" w:hAnsi="Arial"/>
+                <w:b w:val="0"/>
+                <w:i w:val="0"/>
+                <w:sz w:val="19"/>
+              </w:rPr>
+              <w:t xml:space="preserve"> (Research Intelligence Testing), </w:t>
+            </w:r>
+            <w:r>
+              <w:rPr>
+                <w:rFonts w:ascii="Consolas" w:hAnsi="Consolas"/>
+                <w:b w:val="0"/>
+                <w:i w:val="0"/>
+                <w:sz w:val="18"/>
+              </w:rPr>
+              <w:t>DS-QA-025</w:t>
+            </w:r>
+            <w:r>
+              <w:rPr>
+                <w:rFonts w:ascii="Arial" w:hAnsi="Arial"/>
+                <w:b w:val="0"/>
+                <w:i w:val="0"/>
+                <w:sz w:val="19"/>
+              </w:rPr>
+              <w:t xml:space="preserve"> (Journal &amp; Review Testing), and </w:t>
+            </w:r>
+            <w:r>
+              <w:rPr>
+                <w:rFonts w:ascii="Consolas" w:hAnsi="Consolas"/>
+                <w:b w:val="0"/>
+                <w:i w:val="0"/>
+                <w:sz w:val="18"/>
+              </w:rPr>
+              <w:t>DS-QA-026</w:t>
+            </w:r>
+            <w:r>
+              <w:rPr>
+                <w:rFonts w:ascii="Arial" w:hAnsi="Arial"/>
+                <w:b w:val="0"/>
+                <w:i w:val="0"/>
+                <w:sz w:val="19"/>
+              </w:rPr>
+              <w:t xml:space="preserve"> (Trade Intelligence Package Testing), closing the H1 test-traceability gap. Renumbered the Founder Vision Completion section from the misnumbered "## 25." (skipping §§16–24) to the correct next-available "## 16." No prior requirement's content changed.</w:t>
+            </w:r>
+          </w:p>
+        </w:tc>
+      </w:tr>
+      <w:tr>
+        <w:tc>
+          <w:tcPr>
+            <w:tcW w:type="dxa" w:w="1008"/>
+          </w:tcPr>
+          <w:p>
+            <w:pPr>
+              <w:spacing w:after="80"/>
+            </w:pPr>
+            <w:r>
+              <w:rPr>
+                <w:rFonts w:ascii="Arial" w:hAnsi="Arial"/>
+                <w:b w:val="0"/>
+                <w:i w:val="0"/>
+                <w:sz w:val="19"/>
+              </w:rPr>
+              <w:t>0.3.0</w:t>
+            </w:r>
+          </w:p>
+        </w:tc>
+        <w:tc>
+          <w:tcPr>
+            <w:tcW w:type="dxa" w:w="1296"/>
+          </w:tcPr>
+          <w:p>
+            <w:pPr>
+              <w:spacing w:after="80"/>
+            </w:pPr>
+            <w:r>
+              <w:rPr>
+                <w:rFonts w:ascii="Arial" w:hAnsi="Arial"/>
+                <w:b w:val="0"/>
+                <w:i w:val="0"/>
+                <w:sz w:val="19"/>
+              </w:rPr>
+              <w:t>2026-07-25</w:t>
+            </w:r>
+          </w:p>
+        </w:tc>
+        <w:tc>
+          <w:tcPr>
+            <w:tcW w:type="dxa" w:w="2304"/>
+          </w:tcPr>
+          <w:p>
+            <w:pPr>
+              <w:spacing w:after="80"/>
+            </w:pPr>
+            <w:r>
+              <w:rPr>
+                <w:rFonts w:ascii="Arial" w:hAnsi="Arial"/>
+                <w:b w:val="0"/>
+                <w:i w:val="0"/>
+                <w:sz w:val="19"/>
+              </w:rPr>
+              <w:t>TheSinnerMan / Keeper</w:t>
+            </w:r>
+          </w:p>
+        </w:tc>
+        <w:tc>
+          <w:tcPr>
+            <w:tcW w:type="dxa" w:w="4464"/>
+          </w:tcPr>
+          <w:p>
+            <w:pPr>
+              <w:spacing w:after="80"/>
+            </w:pPr>
+            <w:r>
+              <w:rPr>
+                <w:rFonts w:ascii="Arial" w:hAnsi="Arial"/>
+                <w:b w:val="0"/>
+                <w:i w:val="0"/>
+                <w:sz w:val="19"/>
+              </w:rPr>
+              <w:t>Founder Vision Completion amendment and cross-volume traceability, including Discord notification boundaries where applicable.</w:t>
             </w:r>
           </w:p>
         </w:tc>
@@ -6226,21 +6550,670 @@
           <w:color w:val="0B0B0D"/>
           <w:sz w:val="44"/>
         </w:rPr>
-        <w:t>11. Non-Goals</w:t>
+        <w:t>10a. Research, Journal, and Trade Intelligence Testing (added in the independent-audit H1 repair)</w:t>
       </w:r>
     </w:p>
     <w:p>
       <w:pPr>
+        <w:pStyle w:val="Heading2"/>
+        <w:spacing w:before="360" w:after="160"/>
+        <w:pBdr>
+          <w:bottom w:val="single" w:sz="8" w:space="4" w:color="C8A45D"/>
+        </w:pBdr>
+      </w:pPr>
+      <w:r>
+        <w:rPr>
+          <w:rFonts w:ascii="Arial" w:hAnsi="Arial"/>
+          <w:b w:val="0"/>
+          <w:i w:val="0"/>
+          <w:color w:val="17181C"/>
+          <w:sz w:val="34"/>
+        </w:rPr>
+        <w:t>DS-QA-024 — Research Intelligence Testing</w:t>
+      </w:r>
+    </w:p>
+    <w:p>
+      <w:pPr>
         <w:spacing w:after="120" w:line="288" w:lineRule="auto"/>
       </w:pPr>
       <w:r>
         <w:rPr>
           <w:rFonts w:ascii="Arial" w:hAnsi="Arial"/>
-          <w:b w:val="0"/>
-          <w:i w:val="0"/>
-          <w:sz w:val="21"/>
-        </w:rPr>
-        <w:t>DS-009 does not: select a specific test framework, runner, or CI/CD tooling (DS-010 concern); redefine any DS-006 API contract or DS-008 security control (it tests against them); commit new product capability via test authoring; or substitute model/AI evaluation (DS-QA-011) for deterministic-calculation verification (DS-QA-005) under any circumstance.</w:t>
+          <w:b/>
+          <w:i w:val="0"/>
+          <w:sz w:val="21"/>
+        </w:rPr>
+        <w:t>Release Classification:</w:t>
+      </w:r>
+      <w:r>
+        <w:rPr>
+          <w:rFonts w:ascii="Arial" w:hAnsi="Arial"/>
+          <w:b w:val="0"/>
+          <w:i w:val="0"/>
+          <w:sz w:val="21"/>
+        </w:rPr>
+        <w:t xml:space="preserve"> Planned | </w:t>
+      </w:r>
+      <w:r>
+        <w:rPr>
+          <w:rFonts w:ascii="Arial" w:hAnsi="Arial"/>
+          <w:b/>
+          <w:i w:val="0"/>
+          <w:sz w:val="21"/>
+        </w:rPr>
+        <w:t>Governing Source:</w:t>
+      </w:r>
+      <w:r>
+        <w:rPr>
+          <w:rFonts w:ascii="Arial" w:hAnsi="Arial"/>
+          <w:b w:val="0"/>
+          <w:i w:val="0"/>
+          <w:sz w:val="21"/>
+        </w:rPr>
+        <w:t xml:space="preserve"> DS-RSH-001 through DS-RSH-006 (DS-002, Planned); DS-ARC-026 (DS-004, Planned); DS-API-RSH-001/002/003 (DS-006, Planned)</w:t>
+      </w:r>
+    </w:p>
+    <w:p>
+      <w:pPr>
+        <w:spacing w:after="120" w:line="288" w:lineRule="auto"/>
+      </w:pPr>
+      <w:r>
+        <w:rPr>
+          <w:rFonts w:ascii="Arial" w:hAnsi="Arial"/>
+          <w:b/>
+          <w:i w:val="0"/>
+          <w:sz w:val="21"/>
+        </w:rPr>
+        <w:t>Description:</w:t>
+      </w:r>
+      <w:r>
+        <w:rPr>
+          <w:rFonts w:ascii="Arial" w:hAnsi="Arial"/>
+          <w:b w:val="0"/>
+          <w:i w:val="0"/>
+          <w:sz w:val="21"/>
+        </w:rPr>
+        <w:t xml:space="preserve"> Testing for Research Intelligence covers: evidence-completeness (every ResearchEvidence record carries source/publication-time/retrieval-time), per-domain adapter substitution/disable regression, conflicting-evidence disclosure (DS-RSH-005), catalyst-timeline ordering and date-uncertainty disclosure (DS-RSH-003), and thesis-immutability/revision-chain integrity (DS-RSH-004).</w:t>
+      </w:r>
+    </w:p>
+    <w:p>
+      <w:pPr>
+        <w:spacing w:after="120" w:line="288" w:lineRule="auto"/>
+      </w:pPr>
+      <w:r>
+        <w:rPr>
+          <w:rFonts w:ascii="Arial" w:hAnsi="Arial"/>
+          <w:b/>
+          <w:i w:val="0"/>
+          <w:sz w:val="21"/>
+        </w:rPr>
+        <w:t>Acceptance Criteria:</w:t>
+      </w:r>
+      <w:r>
+        <w:rPr>
+          <w:rFonts w:ascii="Arial" w:hAnsi="Arial"/>
+          <w:b w:val="0"/>
+          <w:i w:val="0"/>
+          <w:sz w:val="21"/>
+        </w:rPr>
+        <w:t xml:space="preserve"> Matches DS-ARC-026/DS-API-RSH-001..003's acceptance criteria exactly.</w:t>
+      </w:r>
+    </w:p>
+    <w:p>
+      <w:pPr>
+        <w:spacing w:after="120" w:line="288" w:lineRule="auto"/>
+      </w:pPr>
+      <w:r>
+        <w:rPr>
+          <w:rFonts w:ascii="Arial" w:hAnsi="Arial"/>
+          <w:b/>
+          <w:i w:val="0"/>
+          <w:sz w:val="21"/>
+        </w:rPr>
+        <w:t>Testing:</w:t>
+      </w:r>
+      <w:r>
+        <w:rPr>
+          <w:rFonts w:ascii="Arial" w:hAnsi="Arial"/>
+          <w:b w:val="0"/>
+          <w:i w:val="0"/>
+          <w:sz w:val="21"/>
+        </w:rPr>
+        <w:t xml:space="preserve"> Adapter-substitution test per research domain; evidence-immutability audit; thesis-revision-chain integrity test; conflicting-evidence disclosure test (all shared with DS-ARC-026/DS-DB-029/030/031's own tests).</w:t>
+      </w:r>
+    </w:p>
+    <w:p>
+      <w:pPr>
+        <w:pStyle w:val="Heading2"/>
+        <w:spacing w:before="360" w:after="160"/>
+        <w:pBdr>
+          <w:bottom w:val="single" w:sz="8" w:space="4" w:color="C8A45D"/>
+        </w:pBdr>
+      </w:pPr>
+      <w:r>
+        <w:rPr>
+          <w:rFonts w:ascii="Arial" w:hAnsi="Arial"/>
+          <w:b w:val="0"/>
+          <w:i w:val="0"/>
+          <w:color w:val="17181C"/>
+          <w:sz w:val="34"/>
+        </w:rPr>
+        <w:t>DS-QA-025 — Journal and Review Testing</w:t>
+      </w:r>
+    </w:p>
+    <w:p>
+      <w:pPr>
+        <w:spacing w:after="120" w:line="288" w:lineRule="auto"/>
+      </w:pPr>
+      <w:r>
+        <w:rPr>
+          <w:rFonts w:ascii="Arial" w:hAnsi="Arial"/>
+          <w:b/>
+          <w:i w:val="0"/>
+          <w:sz w:val="21"/>
+        </w:rPr>
+        <w:t>Release Classification:</w:t>
+      </w:r>
+      <w:r>
+        <w:rPr>
+          <w:rFonts w:ascii="Arial" w:hAnsi="Arial"/>
+          <w:b w:val="0"/>
+          <w:i w:val="0"/>
+          <w:sz w:val="21"/>
+        </w:rPr>
+        <w:t xml:space="preserve"> Planned | </w:t>
+      </w:r>
+      <w:r>
+        <w:rPr>
+          <w:rFonts w:ascii="Arial" w:hAnsi="Arial"/>
+          <w:b/>
+          <w:i w:val="0"/>
+          <w:sz w:val="21"/>
+        </w:rPr>
+        <w:t>Governing Source:</w:t>
+      </w:r>
+      <w:r>
+        <w:rPr>
+          <w:rFonts w:ascii="Arial" w:hAnsi="Arial"/>
+          <w:b w:val="0"/>
+          <w:i w:val="0"/>
+          <w:sz w:val="21"/>
+        </w:rPr>
+        <w:t xml:space="preserve"> DS-JRN-001 through DS-JRN-005 (DS-002, Planned); DS-JRN-006 (DS-002, Future/Exploratory — not in scope of this testing requirement); DS-ARC-027 (DS-004, Planned); DS-API-JRN-001/002/003 (DS-006, Planned)</w:t>
+      </w:r>
+    </w:p>
+    <w:p>
+      <w:pPr>
+        <w:spacing w:after="120" w:line="288" w:lineRule="auto"/>
+      </w:pPr>
+      <w:r>
+        <w:rPr>
+          <w:rFonts w:ascii="Arial" w:hAnsi="Arial"/>
+          <w:b/>
+          <w:i w:val="0"/>
+          <w:sz w:val="21"/>
+        </w:rPr>
+        <w:t>Description:</w:t>
+      </w:r>
+      <w:r>
+        <w:rPr>
+          <w:rFonts w:ascii="Arial" w:hAnsi="Arial"/>
+          <w:b w:val="0"/>
+          <w:i w:val="0"/>
+          <w:sz w:val="21"/>
+        </w:rPr>
+        <w:t xml:space="preserve"> Testing for Journal &amp; Review Intelligence covers: original-plan immutability and amendment-attribution (DS-JRN-002), deterministic-figure-reuse in daily/weekly reviews (confirming no review statistic is independently computed outside DS-PERF/DS-PRT), correlation-vs-causation content review for weekly pattern-discovery notes (DS-JRN-004), and the Sage coaching non-diagnosis boundary (DS-JRN-005).</w:t>
+      </w:r>
+    </w:p>
+    <w:p>
+      <w:pPr>
+        <w:spacing w:after="120" w:line="288" w:lineRule="auto"/>
+      </w:pPr>
+      <w:r>
+        <w:rPr>
+          <w:rFonts w:ascii="Arial" w:hAnsi="Arial"/>
+          <w:b/>
+          <w:i w:val="0"/>
+          <w:sz w:val="21"/>
+        </w:rPr>
+        <w:t>Acceptance Criteria:</w:t>
+      </w:r>
+      <w:r>
+        <w:rPr>
+          <w:rFonts w:ascii="Arial" w:hAnsi="Arial"/>
+          <w:b w:val="0"/>
+          <w:i w:val="0"/>
+          <w:sz w:val="21"/>
+        </w:rPr>
+        <w:t xml:space="preserve"> Matches DS-ARC-027/DS-API-JRN-001..003's acceptance criteria exactly.</w:t>
+      </w:r>
+    </w:p>
+    <w:p>
+      <w:pPr>
+        <w:spacing w:after="120" w:line="288" w:lineRule="auto"/>
+      </w:pPr>
+      <w:r>
+        <w:rPr>
+          <w:rFonts w:ascii="Arial" w:hAnsi="Arial"/>
+          <w:b/>
+          <w:i w:val="0"/>
+          <w:sz w:val="21"/>
+        </w:rPr>
+        <w:t>Testing:</w:t>
+      </w:r>
+      <w:r>
+        <w:rPr>
+          <w:rFonts w:ascii="Arial" w:hAnsi="Arial"/>
+          <w:b w:val="0"/>
+          <w:i w:val="0"/>
+          <w:sz w:val="21"/>
+        </w:rPr>
+        <w:t xml:space="preserve"> Original-plan immutability and amendment-attribution test; deterministic-figure-reuse audit; non-diagnosis boundary test (all shared with DS-ARC-027/DS-DB-032/033's own tests).</w:t>
+      </w:r>
+    </w:p>
+    <w:p>
+      <w:pPr>
+        <w:pStyle w:val="Heading2"/>
+        <w:spacing w:before="360" w:after="160"/>
+        <w:pBdr>
+          <w:bottom w:val="single" w:sz="8" w:space="4" w:color="C8A45D"/>
+        </w:pBdr>
+      </w:pPr>
+      <w:r>
+        <w:rPr>
+          <w:rFonts w:ascii="Arial" w:hAnsi="Arial"/>
+          <w:b w:val="0"/>
+          <w:i w:val="0"/>
+          <w:color w:val="17181C"/>
+          <w:sz w:val="34"/>
+        </w:rPr>
+        <w:t>DS-QA-026 — Trade Intelligence Package Testing</w:t>
+      </w:r>
+    </w:p>
+    <w:p>
+      <w:pPr>
+        <w:spacing w:after="120" w:line="288" w:lineRule="auto"/>
+      </w:pPr>
+      <w:r>
+        <w:rPr>
+          <w:rFonts w:ascii="Arial" w:hAnsi="Arial"/>
+          <w:b/>
+          <w:i w:val="0"/>
+          <w:sz w:val="21"/>
+        </w:rPr>
+        <w:t>Release Classification:</w:t>
+      </w:r>
+      <w:r>
+        <w:rPr>
+          <w:rFonts w:ascii="Arial" w:hAnsi="Arial"/>
+          <w:b w:val="0"/>
+          <w:i w:val="0"/>
+          <w:sz w:val="21"/>
+        </w:rPr>
+        <w:t xml:space="preserve"> Planned | </w:t>
+      </w:r>
+      <w:r>
+        <w:rPr>
+          <w:rFonts w:ascii="Arial" w:hAnsi="Arial"/>
+          <w:b/>
+          <w:i w:val="0"/>
+          <w:sz w:val="21"/>
+        </w:rPr>
+        <w:t>Governing Source:</w:t>
+      </w:r>
+      <w:r>
+        <w:rPr>
+          <w:rFonts w:ascii="Arial" w:hAnsi="Arial"/>
+          <w:b w:val="0"/>
+          <w:i w:val="0"/>
+          <w:sz w:val="21"/>
+        </w:rPr>
+        <w:t xml:space="preserve"> DS-SIG-005 (DS-002, Planned); DS-ARC-028 (DS-004, Planned); DS-API-TIP-001 (DS-006, Planned)</w:t>
+      </w:r>
+    </w:p>
+    <w:p>
+      <w:pPr>
+        <w:spacing w:after="120" w:line="288" w:lineRule="auto"/>
+      </w:pPr>
+      <w:r>
+        <w:rPr>
+          <w:rFonts w:ascii="Arial" w:hAnsi="Arial"/>
+          <w:b/>
+          <w:i w:val="0"/>
+          <w:sz w:val="21"/>
+        </w:rPr>
+        <w:t>Description:</w:t>
+      </w:r>
+      <w:r>
+        <w:rPr>
+          <w:rFonts w:ascii="Arial" w:hAnsi="Arial"/>
+          <w:b w:val="0"/>
+          <w:i w:val="0"/>
+          <w:sz w:val="21"/>
+        </w:rPr>
+        <w:t xml:space="preserve"> Testing for the canonical Trade Intelligence Package covers: cross-surface consistency (chart, journal, alert, and audit renderings of the same </w:t>
+      </w:r>
+      <w:r>
+        <w:rPr>
+          <w:rFonts w:ascii="Consolas" w:hAnsi="Consolas"/>
+          <w:b w:val="0"/>
+          <w:i w:val="0"/>
+          <w:sz w:val="20"/>
+        </w:rPr>
+        <w:t>package_id</w:t>
+      </w:r>
+      <w:r>
+        <w:rPr>
+          <w:rFonts w:ascii="Arial" w:hAnsi="Arial"/>
+          <w:b w:val="0"/>
+          <w:i w:val="0"/>
+          <w:sz w:val="21"/>
+        </w:rPr>
+        <w:t>/version show identical field values), field-provenance (every deterministic field traces to its owning engine, never to generated text), and null-vs-fabricated-field handling (an unavailable field is explicit/null, never a plausible-looking substitute).</w:t>
+      </w:r>
+    </w:p>
+    <w:p>
+      <w:pPr>
+        <w:spacing w:after="120" w:line="288" w:lineRule="auto"/>
+      </w:pPr>
+      <w:r>
+        <w:rPr>
+          <w:rFonts w:ascii="Arial" w:hAnsi="Arial"/>
+          <w:b/>
+          <w:i w:val="0"/>
+          <w:sz w:val="21"/>
+        </w:rPr>
+        <w:t>Acceptance Criteria:</w:t>
+      </w:r>
+      <w:r>
+        <w:rPr>
+          <w:rFonts w:ascii="Arial" w:hAnsi="Arial"/>
+          <w:b w:val="0"/>
+          <w:i w:val="0"/>
+          <w:sz w:val="21"/>
+        </w:rPr>
+        <w:t xml:space="preserve"> Matches DS-ARC-028/DS-API-TIP-001's acceptance criteria exactly.</w:t>
+      </w:r>
+    </w:p>
+    <w:p>
+      <w:pPr>
+        <w:spacing w:after="120" w:line="288" w:lineRule="auto"/>
+      </w:pPr>
+      <w:r>
+        <w:rPr>
+          <w:rFonts w:ascii="Arial" w:hAnsi="Arial"/>
+          <w:b/>
+          <w:i w:val="0"/>
+          <w:sz w:val="21"/>
+        </w:rPr>
+        <w:t>Testing:</w:t>
+      </w:r>
+      <w:r>
+        <w:rPr>
+          <w:rFonts w:ascii="Arial" w:hAnsi="Arial"/>
+          <w:b w:val="0"/>
+          <w:i w:val="0"/>
+          <w:sz w:val="21"/>
+        </w:rPr>
+        <w:t xml:space="preserve"> Cross-surface consistency test; field-provenance audit; null-vs-fabricated-field regression test (all shared with DS-ARC-028/DS-DB-028's own tests).</w:t>
+      </w:r>
+    </w:p>
+    <w:p>
+      <w:pPr>
+        <w:pStyle w:val="Heading2"/>
+        <w:spacing w:before="360" w:after="160"/>
+        <w:pBdr>
+          <w:bottom w:val="single" w:sz="8" w:space="4" w:color="C8A45D"/>
+        </w:pBdr>
+      </w:pPr>
+      <w:r>
+        <w:rPr>
+          <w:rFonts w:ascii="Arial" w:hAnsi="Arial"/>
+          <w:b w:val="0"/>
+          <w:i w:val="0"/>
+          <w:color w:val="17181C"/>
+          <w:sz w:val="34"/>
+        </w:rPr>
+        <w:t>DS-QA-027 — Trade Intelligence Package Security Testing (added for independent-audit Blocker 2)</w:t>
+      </w:r>
+    </w:p>
+    <w:p>
+      <w:pPr>
+        <w:spacing w:after="120" w:line="288" w:lineRule="auto"/>
+      </w:pPr>
+      <w:r>
+        <w:rPr>
+          <w:rFonts w:ascii="Arial" w:hAnsi="Arial"/>
+          <w:b/>
+          <w:i w:val="0"/>
+          <w:sz w:val="21"/>
+        </w:rPr>
+        <w:t>Release Classification:</w:t>
+      </w:r>
+      <w:r>
+        <w:rPr>
+          <w:rFonts w:ascii="Arial" w:hAnsi="Arial"/>
+          <w:b w:val="0"/>
+          <w:i w:val="0"/>
+          <w:sz w:val="21"/>
+        </w:rPr>
+        <w:t xml:space="preserve"> Planned | </w:t>
+      </w:r>
+      <w:r>
+        <w:rPr>
+          <w:rFonts w:ascii="Arial" w:hAnsi="Arial"/>
+          <w:b/>
+          <w:i w:val="0"/>
+          <w:sz w:val="21"/>
+        </w:rPr>
+        <w:t>Governing Source:</w:t>
+      </w:r>
+      <w:r>
+        <w:rPr>
+          <w:rFonts w:ascii="Arial" w:hAnsi="Arial"/>
+          <w:b w:val="0"/>
+          <w:i w:val="0"/>
+          <w:sz w:val="21"/>
+        </w:rPr>
+        <w:t xml:space="preserve"> DS-SCA-029 (DS-008, Planned)</w:t>
+      </w:r>
+    </w:p>
+    <w:p>
+      <w:pPr>
+        <w:spacing w:after="120" w:line="288" w:lineRule="auto"/>
+      </w:pPr>
+      <w:r>
+        <w:rPr>
+          <w:rFonts w:ascii="Arial" w:hAnsi="Arial"/>
+          <w:b/>
+          <w:i w:val="0"/>
+          <w:sz w:val="21"/>
+        </w:rPr>
+        <w:t>Description:</w:t>
+      </w:r>
+      <w:r>
+        <w:rPr>
+          <w:rFonts w:ascii="Arial" w:hAnsi="Arial"/>
+          <w:b w:val="0"/>
+          <w:i w:val="0"/>
+          <w:sz w:val="21"/>
+        </w:rPr>
+        <w:t xml:space="preserve"> Testing for DS-SCA-029's Trade Intelligence Package security authority covers: field-immutability-once-referenced (no in-place edit to a package version any downstream consumer has already read); provenance-retrieval (every field's owning-service attribution is present and correct); direct-storage tamper-detection (bypassing the API to modify/reorder/insert a package version is detected at the next verification trigger, sharing DS-SCA-027's mechanism); AI-deterministic-override adversarial testing (attempting to have Sage or any provider write a deterministic TIP field without an auditable engine call, and confirming rejection); stale/partial-disclosure (a package with expired freshness or partial assembly is never presented as complete/current); external-redaction (capital-at-risk/account-context fields never leave the product beyond explicit configuration, shared with DS-ALT-004's own test); audit-correlation (every consequential TIP change produces a matching AuditLogEntry); and fail-closed-on-unverifiable-package (a consequential action depending on an integrity- or freshness-unverifiable package is blocked).</w:t>
+      </w:r>
+    </w:p>
+    <w:p>
+      <w:pPr>
+        <w:spacing w:after="120" w:line="288" w:lineRule="auto"/>
+      </w:pPr>
+      <w:r>
+        <w:rPr>
+          <w:rFonts w:ascii="Arial" w:hAnsi="Arial"/>
+          <w:b/>
+          <w:i w:val="0"/>
+          <w:sz w:val="21"/>
+        </w:rPr>
+        <w:t>Acceptance Criteria:</w:t>
+      </w:r>
+      <w:r>
+        <w:rPr>
+          <w:rFonts w:ascii="Arial" w:hAnsi="Arial"/>
+          <w:b w:val="0"/>
+          <w:i w:val="0"/>
+          <w:sz w:val="21"/>
+        </w:rPr>
+        <w:t xml:space="preserve"> Matches DS-SCA-029's acceptance criteria exactly.</w:t>
+      </w:r>
+    </w:p>
+    <w:p>
+      <w:pPr>
+        <w:spacing w:after="120" w:line="288" w:lineRule="auto"/>
+      </w:pPr>
+      <w:r>
+        <w:rPr>
+          <w:rFonts w:ascii="Arial" w:hAnsi="Arial"/>
+          <w:b/>
+          <w:i w:val="0"/>
+          <w:sz w:val="21"/>
+        </w:rPr>
+        <w:t>Testing:</w:t>
+      </w:r>
+      <w:r>
+        <w:rPr>
+          <w:rFonts w:ascii="Arial" w:hAnsi="Arial"/>
+          <w:b w:val="0"/>
+          <w:i w:val="0"/>
+          <w:sz w:val="21"/>
+        </w:rPr>
+        <w:t xml:space="preserve"> Field-immutability-once-referenced regression test; provenance-retrieval audit; direct-storage tamper-detection test (shared with DS-SCA-027's own test); AI-deterministic-override adversarial test (shared pattern with DS-SGE-003/DS-PRD-011's own tests); stale/partial-disclosure test; external-redaction test; audit-correlation test; fail-closed-on-unverifiable-package test (all shared with DS-SCA-029's own test).</w:t>
+      </w:r>
+    </w:p>
+    <w:p>
+      <w:pPr>
+        <w:pStyle w:val="Heading2"/>
+        <w:spacing w:before="360" w:after="160"/>
+        <w:pBdr>
+          <w:bottom w:val="single" w:sz="8" w:space="4" w:color="C8A45D"/>
+        </w:pBdr>
+      </w:pPr>
+      <w:r>
+        <w:rPr>
+          <w:rFonts w:ascii="Arial" w:hAnsi="Arial"/>
+          <w:b w:val="0"/>
+          <w:i w:val="0"/>
+          <w:color w:val="17181C"/>
+          <w:sz w:val="34"/>
+        </w:rPr>
+        <w:t>DS-QA-028 — Journal Retention and Deletion Testing (added for independent-audit Blocker 3)</w:t>
+      </w:r>
+    </w:p>
+    <w:p>
+      <w:pPr>
+        <w:spacing w:after="120" w:line="288" w:lineRule="auto"/>
+      </w:pPr>
+      <w:r>
+        <w:rPr>
+          <w:rFonts w:ascii="Arial" w:hAnsi="Arial"/>
+          <w:b/>
+          <w:i w:val="0"/>
+          <w:sz w:val="21"/>
+        </w:rPr>
+        <w:t>Release Classification:</w:t>
+      </w:r>
+      <w:r>
+        <w:rPr>
+          <w:rFonts w:ascii="Arial" w:hAnsi="Arial"/>
+          <w:b w:val="0"/>
+          <w:i w:val="0"/>
+          <w:sz w:val="21"/>
+        </w:rPr>
+        <w:t xml:space="preserve"> Planned | </w:t>
+      </w:r>
+      <w:r>
+        <w:rPr>
+          <w:rFonts w:ascii="Arial" w:hAnsi="Arial"/>
+          <w:b/>
+          <w:i w:val="0"/>
+          <w:sz w:val="21"/>
+        </w:rPr>
+        <w:t>Governing Source:</w:t>
+      </w:r>
+      <w:r>
+        <w:rPr>
+          <w:rFonts w:ascii="Arial" w:hAnsi="Arial"/>
+          <w:b w:val="0"/>
+          <w:i w:val="0"/>
+          <w:sz w:val="21"/>
+        </w:rPr>
+        <w:t xml:space="preserve"> DS-JRN-007 (DS-002, Planned); DS-API-JRN-004 (DS-006, Planned); DS-SCA-028 (DS-008, Planned)</w:t>
+      </w:r>
+    </w:p>
+    <w:p>
+      <w:pPr>
+        <w:spacing w:after="120" w:line="288" w:lineRule="auto"/>
+      </w:pPr>
+      <w:r>
+        <w:rPr>
+          <w:rFonts w:ascii="Arial" w:hAnsi="Arial"/>
+          <w:b/>
+          <w:i w:val="0"/>
+          <w:sz w:val="21"/>
+        </w:rPr>
+        <w:t>Description:</w:t>
+      </w:r>
+      <w:r>
+        <w:rPr>
+          <w:rFonts w:ascii="Arial" w:hAnsi="Arial"/>
+          <w:b w:val="0"/>
+          <w:i w:val="0"/>
+          <w:sz w:val="21"/>
+        </w:rPr>
+        <w:t xml:space="preserve"> Testing for journal retention and deletion covers: deletion-propagation (a deleted JournalEntry's private content is removed along with its attachment references and any derived DailyReview/WeeklyReview narrative or Sage-drafted commentary that would reproduce it, while deterministic performance figures in those reviews remain intact); immutable-record-preservation (a deleted JournalEntry's linked Transaction/AuditLogEntry references are never themselves deleted, and a legal/audit-exception-retained record discloses exactly which factual fields were kept); backup behavior (deleted content is purged from backups on a disclosed schedule, or the residual-retention window is disclosed to the user, so a backup restore never silently reverses a deletion without disclosure); attachment handling (chart-snapshot/attachment references are deleted alongside their parent entry); export-before-delete (an export is available prior to deletion where DS-DAT-002 export is supported); deletion-failure disclosure (a failed deletion reports its reason rather than appearing to silently succeed); the conflict case (deletion against an entry with an active conflicting reference, e.g., an unresolved TradingThesis link, returns a disclosed conflict rather than silently orphaning the reference); and privacy-safe logging (no deletion-related audit-log entry reproduces the deleted private content — identifier, timestamp, and outcome only).</w:t>
+      </w:r>
+    </w:p>
+    <w:p>
+      <w:pPr>
+        <w:spacing w:after="120" w:line="288" w:lineRule="auto"/>
+      </w:pPr>
+      <w:r>
+        <w:rPr>
+          <w:rFonts w:ascii="Arial" w:hAnsi="Arial"/>
+          <w:b/>
+          <w:i w:val="0"/>
+          <w:sz w:val="21"/>
+        </w:rPr>
+        <w:t>Acceptance Criteria:</w:t>
+      </w:r>
+      <w:r>
+        <w:rPr>
+          <w:rFonts w:ascii="Arial" w:hAnsi="Arial"/>
+          <w:b w:val="0"/>
+          <w:i w:val="0"/>
+          <w:sz w:val="21"/>
+        </w:rPr>
+        <w:t xml:space="preserve"> Matches DS-JRN-007/DS-API-JRN-004's acceptance criteria exactly.</w:t>
+      </w:r>
+    </w:p>
+    <w:p>
+      <w:pPr>
+        <w:spacing w:after="120" w:line="288" w:lineRule="auto"/>
+      </w:pPr>
+      <w:r>
+        <w:rPr>
+          <w:rFonts w:ascii="Arial" w:hAnsi="Arial"/>
+          <w:b/>
+          <w:i w:val="0"/>
+          <w:sz w:val="21"/>
+        </w:rPr>
+        <w:t>Testing:</w:t>
+      </w:r>
+      <w:r>
+        <w:rPr>
+          <w:rFonts w:ascii="Arial" w:hAnsi="Arial"/>
+          <w:b w:val="0"/>
+          <w:i w:val="0"/>
+          <w:sz w:val="21"/>
+        </w:rPr>
+        <w:t xml:space="preserve"> Deletion-propagation regression test; immutable-record-preservation test; secure-deletion/backup-disclosure test (shared with DS-SCA-028's own test); attachment-deletion test; export-before-delete test; deletion-failure disclosure test; conflict (409) regression test; privacy-safe-logging audit (all shared with DS-JRN-007/DS-API-JRN-004's own tests).</w:t>
       </w:r>
     </w:p>
     <w:p>
@@ -6259,238 +7232,21 @@
           <w:color w:val="0B0B0D"/>
           <w:sz w:val="44"/>
         </w:rPr>
-        <w:t>12. Dependencies</w:t>
+        <w:t>11. Non-Goals</w:t>
       </w:r>
     </w:p>
     <w:p>
       <w:pPr>
-        <w:pStyle w:val="ListBullet"/>
-        <w:spacing w:after="60"/>
-      </w:pPr>
-      <w:r>
-        <w:rPr>
-          <w:rFonts w:ascii="Arial" w:hAnsi="Arial"/>
-          <w:b w:val="0"/>
-          <w:i w:val="0"/>
-          <w:sz w:val="21"/>
-        </w:rPr>
-        <w:t>DS-001</w:t>
-      </w:r>
-      <w:r>
-        <w:rPr>
-          <w:rFonts w:ascii="Arial" w:hAnsi="Arial"/>
-          <w:b w:val="0"/>
-          <w:i w:val="0"/>
-          <w:sz w:val="21"/>
-        </w:rPr>
-        <w:t xml:space="preserve">, </w:t>
-      </w:r>
-      <w:r>
-        <w:rPr>
-          <w:rFonts w:ascii="Arial" w:hAnsi="Arial"/>
-          <w:b w:val="0"/>
-          <w:i w:val="0"/>
-          <w:sz w:val="21"/>
-        </w:rPr>
-        <w:t>DS-002</w:t>
-      </w:r>
-      <w:r>
-        <w:rPr>
-          <w:rFonts w:ascii="Arial" w:hAnsi="Arial"/>
-          <w:b w:val="0"/>
-          <w:i w:val="0"/>
-          <w:sz w:val="21"/>
-        </w:rPr>
-        <w:t xml:space="preserve">, </w:t>
-      </w:r>
-      <w:r>
-        <w:rPr>
-          <w:rFonts w:ascii="Arial" w:hAnsi="Arial"/>
-          <w:b w:val="0"/>
-          <w:i w:val="0"/>
-          <w:sz w:val="21"/>
-        </w:rPr>
-        <w:t>DS-003</w:t>
-      </w:r>
-      <w:r>
-        <w:rPr>
-          <w:rFonts w:ascii="Arial" w:hAnsi="Arial"/>
-          <w:b w:val="0"/>
-          <w:i w:val="0"/>
-          <w:sz w:val="21"/>
-        </w:rPr>
-        <w:t xml:space="preserve">, </w:t>
-      </w:r>
-      <w:r>
-        <w:rPr>
-          <w:rFonts w:ascii="Arial" w:hAnsi="Arial"/>
-          <w:b w:val="0"/>
-          <w:i w:val="0"/>
-          <w:sz w:val="21"/>
-        </w:rPr>
-        <w:t>DS-004</w:t>
-      </w:r>
-      <w:r>
-        <w:rPr>
-          <w:rFonts w:ascii="Arial" w:hAnsi="Arial"/>
-          <w:b w:val="0"/>
-          <w:i w:val="0"/>
-          <w:sz w:val="21"/>
-        </w:rPr>
-        <w:t xml:space="preserve">, </w:t>
-      </w:r>
-      <w:r>
-        <w:rPr>
-          <w:rFonts w:ascii="Arial" w:hAnsi="Arial"/>
-          <w:b w:val="0"/>
-          <w:i w:val="0"/>
-          <w:sz w:val="21"/>
-        </w:rPr>
-        <w:t>DS-006</w:t>
-      </w:r>
-      <w:r>
-        <w:rPr>
-          <w:rFonts w:ascii="Arial" w:hAnsi="Arial"/>
-          <w:b w:val="0"/>
-          <w:i w:val="0"/>
-          <w:sz w:val="21"/>
-        </w:rPr>
-        <w:t xml:space="preserve">, </w:t>
-      </w:r>
-      <w:r>
-        <w:rPr>
-          <w:rFonts w:ascii="Arial" w:hAnsi="Arial"/>
-          <w:b w:val="0"/>
-          <w:i w:val="0"/>
-          <w:sz w:val="21"/>
-        </w:rPr>
-        <w:t>DS-007</w:t>
-      </w:r>
-      <w:r>
-        <w:rPr>
-          <w:rFonts w:ascii="Arial" w:hAnsi="Arial"/>
-          <w:b w:val="0"/>
-          <w:i w:val="0"/>
-          <w:sz w:val="21"/>
-        </w:rPr>
-        <w:t xml:space="preserve">, </w:t>
-      </w:r>
-      <w:r>
-        <w:rPr>
-          <w:rFonts w:ascii="Arial" w:hAnsi="Arial"/>
-          <w:b w:val="0"/>
-          <w:i w:val="0"/>
-          <w:sz w:val="21"/>
-        </w:rPr>
-        <w:t>DS-008</w:t>
-      </w:r>
-    </w:p>
-    <w:p>
-      <w:pPr>
-        <w:pStyle w:val="ListBullet"/>
-        <w:spacing w:after="60"/>
-      </w:pPr>
-      <w:r>
-        <w:rPr>
-          <w:rFonts w:ascii="Arial" w:hAnsi="Arial"/>
-          <w:b w:val="0"/>
-          <w:i w:val="0"/>
-          <w:sz w:val="21"/>
-        </w:rPr>
-        <w:t>DS-010</w:t>
-      </w:r>
-      <w:r>
-        <w:rPr>
-          <w:rFonts w:ascii="Arial" w:hAnsi="Arial"/>
-          <w:b w:val="0"/>
-          <w:i w:val="0"/>
-          <w:sz w:val="21"/>
-        </w:rPr>
-        <w:t xml:space="preserve"> (DS-DEV-009, DS-DEV-025), </w:t>
-      </w:r>
-      <w:r>
-        <w:rPr>
-          <w:rFonts w:ascii="Arial" w:hAnsi="Arial"/>
-          <w:b w:val="0"/>
-          <w:i w:val="0"/>
-          <w:sz w:val="21"/>
-        </w:rPr>
-        <w:t>DS-012</w:t>
-      </w:r>
-      <w:r>
-        <w:rPr>
-          <w:rFonts w:ascii="Arial" w:hAnsi="Arial"/>
-          <w:b w:val="0"/>
-          <w:i w:val="0"/>
-          <w:sz w:val="21"/>
-        </w:rPr>
-        <w:t xml:space="preserve"> (DS-ADR-010)</w:t>
-      </w:r>
-    </w:p>
-    <w:p>
-      <w:pPr>
-        <w:pStyle w:val="ListBullet"/>
-        <w:spacing w:after="60"/>
-      </w:pPr>
-      <w:r>
-        <w:rPr>
-          <w:rFonts w:ascii="Consolas" w:hAnsi="Consolas"/>
-          <w:b w:val="0"/>
-          <w:i w:val="0"/>
-          <w:sz w:val="20"/>
-        </w:rPr>
-        <w:t>ROADMAP.md</w:t>
-      </w:r>
-      <w:r>
-        <w:rPr>
-          <w:rFonts w:ascii="Arial" w:hAnsi="Arial"/>
-          <w:b w:val="0"/>
-          <w:i w:val="0"/>
-          <w:sz w:val="21"/>
-        </w:rPr>
-        <w:t xml:space="preserve">, </w:t>
-      </w:r>
-      <w:r>
-        <w:rPr>
-          <w:rFonts w:ascii="Consolas" w:hAnsi="Consolas"/>
-          <w:b w:val="0"/>
-          <w:i w:val="0"/>
-          <w:sz w:val="20"/>
-        </w:rPr>
-        <w:t>SECURITY_RULES.md</w:t>
-      </w:r>
-      <w:r>
-        <w:rPr>
-          <w:rFonts w:ascii="Arial" w:hAnsi="Arial"/>
-          <w:b w:val="0"/>
-          <w:i w:val="0"/>
-          <w:sz w:val="21"/>
-        </w:rPr>
-        <w:t xml:space="preserve">, </w:t>
-      </w:r>
-      <w:r>
-        <w:rPr>
-          <w:rFonts w:ascii="Consolas" w:hAnsi="Consolas"/>
-          <w:b w:val="0"/>
-          <w:i w:val="0"/>
-          <w:sz w:val="20"/>
-        </w:rPr>
-        <w:t>TRADING_RULES.md</w:t>
-      </w:r>
-    </w:p>
-    <w:p>
-      <w:pPr>
-        <w:pStyle w:val="ListBullet"/>
-        <w:spacing w:after="60"/>
-      </w:pPr>
-      <w:r>
-        <w:rPr>
-          <w:rFonts w:ascii="Consolas" w:hAnsi="Consolas"/>
-          <w:b w:val="0"/>
-          <w:i w:val="0"/>
-          <w:sz w:val="20"/>
-        </w:rPr>
-        <w:t>docs/traceability/TRACEABILITY_MATRIX.csv</w:t>
+        <w:spacing w:after="120" w:line="288" w:lineRule="auto"/>
+      </w:pPr>
+      <w:r>
+        <w:rPr>
+          <w:rFonts w:ascii="Arial" w:hAnsi="Arial"/>
+          <w:b w:val="0"/>
+          <w:i w:val="0"/>
+          <w:sz w:val="21"/>
+        </w:rPr>
+        <w:t>DS-009 does not: select a specific test framework, runner, or CI/CD tooling (DS-010 concern); redefine any DS-006 API contract or DS-008 security control (it tests against them); commit new product capability via test authoring; or substitute model/AI evaluation (DS-QA-011) for deterministic-calculation verification (DS-QA-005) under any circumstance.</w:t>
       </w:r>
     </w:p>
     <w:p>
@@ -6509,7 +7265,7 @@
           <w:color w:val="0B0B0D"/>
           <w:sz w:val="44"/>
         </w:rPr>
-        <w:t>13. Risks and Constraints</w:t>
+        <w:t>12. Dependencies</w:t>
       </w:r>
     </w:p>
     <w:p>
@@ -6520,38 +7276,119 @@
       <w:r>
         <w:rPr>
           <w:rFonts w:ascii="Arial" w:hAnsi="Arial"/>
-          <w:b/>
-          <w:i w:val="0"/>
-          <w:sz w:val="21"/>
-        </w:rPr>
-        <w:t>Consolidation, not duplication:</w:t>
-      </w:r>
-      <w:r>
-        <w:rPr>
-          <w:rFonts w:ascii="Arial" w:hAnsi="Arial"/>
-          <w:b w:val="0"/>
-          <w:i w:val="0"/>
-          <w:sz w:val="21"/>
-        </w:rPr>
-        <w:t xml:space="preserve"> most </w:t>
-      </w:r>
-      <w:r>
-        <w:rPr>
-          <w:rFonts w:ascii="Consolas" w:hAnsi="Consolas"/>
-          <w:b w:val="0"/>
-          <w:i w:val="0"/>
-          <w:sz w:val="20"/>
-        </w:rPr>
-        <w:t>DS-QA-NNN</w:t>
-      </w:r>
-      <w:r>
-        <w:rPr>
-          <w:rFonts w:ascii="Arial" w:hAnsi="Arial"/>
-          <w:b w:val="0"/>
-          <w:i w:val="0"/>
-          <w:sz w:val="21"/>
-        </w:rPr>
-        <w:t xml:space="preserve"> requirements restate an already-Committed upstream acceptance criterion as a testing-architecture obligation rather than inventing new product behavior; each explicitly cites its Governing Source as "shared with [X]'s own test" to avoid two conflicting definitions of the same test existing in two volumes.</w:t>
+          <w:b w:val="0"/>
+          <w:i w:val="0"/>
+          <w:sz w:val="21"/>
+        </w:rPr>
+        <w:t>DS-001</w:t>
+      </w:r>
+      <w:r>
+        <w:rPr>
+          <w:rFonts w:ascii="Arial" w:hAnsi="Arial"/>
+          <w:b w:val="0"/>
+          <w:i w:val="0"/>
+          <w:sz w:val="21"/>
+        </w:rPr>
+        <w:t xml:space="preserve">, </w:t>
+      </w:r>
+      <w:r>
+        <w:rPr>
+          <w:rFonts w:ascii="Arial" w:hAnsi="Arial"/>
+          <w:b w:val="0"/>
+          <w:i w:val="0"/>
+          <w:sz w:val="21"/>
+        </w:rPr>
+        <w:t>DS-002</w:t>
+      </w:r>
+      <w:r>
+        <w:rPr>
+          <w:rFonts w:ascii="Arial" w:hAnsi="Arial"/>
+          <w:b w:val="0"/>
+          <w:i w:val="0"/>
+          <w:sz w:val="21"/>
+        </w:rPr>
+        <w:t xml:space="preserve">, </w:t>
+      </w:r>
+      <w:r>
+        <w:rPr>
+          <w:rFonts w:ascii="Arial" w:hAnsi="Arial"/>
+          <w:b w:val="0"/>
+          <w:i w:val="0"/>
+          <w:sz w:val="21"/>
+        </w:rPr>
+        <w:t>DS-003</w:t>
+      </w:r>
+      <w:r>
+        <w:rPr>
+          <w:rFonts w:ascii="Arial" w:hAnsi="Arial"/>
+          <w:b w:val="0"/>
+          <w:i w:val="0"/>
+          <w:sz w:val="21"/>
+        </w:rPr>
+        <w:t xml:space="preserve">, </w:t>
+      </w:r>
+      <w:r>
+        <w:rPr>
+          <w:rFonts w:ascii="Arial" w:hAnsi="Arial"/>
+          <w:b w:val="0"/>
+          <w:i w:val="0"/>
+          <w:sz w:val="21"/>
+        </w:rPr>
+        <w:t>DS-004</w:t>
+      </w:r>
+      <w:r>
+        <w:rPr>
+          <w:rFonts w:ascii="Arial" w:hAnsi="Arial"/>
+          <w:b w:val="0"/>
+          <w:i w:val="0"/>
+          <w:sz w:val="21"/>
+        </w:rPr>
+        <w:t xml:space="preserve">, </w:t>
+      </w:r>
+      <w:r>
+        <w:rPr>
+          <w:rFonts w:ascii="Arial" w:hAnsi="Arial"/>
+          <w:b w:val="0"/>
+          <w:i w:val="0"/>
+          <w:sz w:val="21"/>
+        </w:rPr>
+        <w:t>DS-006</w:t>
+      </w:r>
+      <w:r>
+        <w:rPr>
+          <w:rFonts w:ascii="Arial" w:hAnsi="Arial"/>
+          <w:b w:val="0"/>
+          <w:i w:val="0"/>
+          <w:sz w:val="21"/>
+        </w:rPr>
+        <w:t xml:space="preserve">, </w:t>
+      </w:r>
+      <w:r>
+        <w:rPr>
+          <w:rFonts w:ascii="Arial" w:hAnsi="Arial"/>
+          <w:b w:val="0"/>
+          <w:i w:val="0"/>
+          <w:sz w:val="21"/>
+        </w:rPr>
+        <w:t>DS-007</w:t>
+      </w:r>
+      <w:r>
+        <w:rPr>
+          <w:rFonts w:ascii="Arial" w:hAnsi="Arial"/>
+          <w:b w:val="0"/>
+          <w:i w:val="0"/>
+          <w:sz w:val="21"/>
+        </w:rPr>
+        <w:t xml:space="preserve">, </w:t>
+      </w:r>
+      <w:r>
+        <w:rPr>
+          <w:rFonts w:ascii="Arial" w:hAnsi="Arial"/>
+          <w:b w:val="0"/>
+          <w:i w:val="0"/>
+          <w:sz w:val="21"/>
+        </w:rPr>
+        <w:t>DS-008</w:t>
       </w:r>
     </w:p>
     <w:p>
@@ -6562,20 +7399,38 @@
       <w:r>
         <w:rPr>
           <w:rFonts w:ascii="Arial" w:hAnsi="Arial"/>
-          <w:b/>
-          <w:i w:val="0"/>
-          <w:sz w:val="21"/>
-        </w:rPr>
-        <w:t>Classification discipline:</w:t>
-      </w:r>
-      <w:r>
-        <w:rPr>
-          <w:rFonts w:ascii="Arial" w:hAnsi="Arial"/>
-          <w:b w:val="0"/>
-          <w:i w:val="0"/>
-          <w:sz w:val="21"/>
-        </w:rPr>
-        <w:t xml:space="preserve"> Planned test categories (DS-QA-010, 011, 015, and the Planned half of DS-QA-007/009/014/021) trace only to already-Planned upstream sources; no requirement here promotes a Planned upstream capability to Committed by virtue of being tested. DS-QA-021 was split in the DS-009-H1 narrow repair so its Committed core-lifecycle testing (DS-UX-016) no longer implies its Planned accessibility-announcement testing (DS-UX-022) is itself a Committed release gate.</w:t>
+          <w:b w:val="0"/>
+          <w:i w:val="0"/>
+          <w:sz w:val="21"/>
+        </w:rPr>
+        <w:t>DS-010</w:t>
+      </w:r>
+      <w:r>
+        <w:rPr>
+          <w:rFonts w:ascii="Arial" w:hAnsi="Arial"/>
+          <w:b w:val="0"/>
+          <w:i w:val="0"/>
+          <w:sz w:val="21"/>
+        </w:rPr>
+        <w:t xml:space="preserve"> (DS-DEV-009, DS-DEV-025), </w:t>
+      </w:r>
+      <w:r>
+        <w:rPr>
+          <w:rFonts w:ascii="Arial" w:hAnsi="Arial"/>
+          <w:b w:val="0"/>
+          <w:i w:val="0"/>
+          <w:sz w:val="21"/>
+        </w:rPr>
+        <w:t>DS-012</w:t>
+      </w:r>
+      <w:r>
+        <w:rPr>
+          <w:rFonts w:ascii="Arial" w:hAnsi="Arial"/>
+          <w:b w:val="0"/>
+          <w:i w:val="0"/>
+          <w:sz w:val="21"/>
+        </w:rPr>
+        <w:t xml:space="preserve"> (DS-ADR-010)</w:t>
       </w:r>
     </w:p>
     <w:p>
@@ -6585,21 +7440,63 @@
       </w:pPr>
       <w:r>
         <w:rPr>
-          <w:rFonts w:ascii="Arial" w:hAnsi="Arial"/>
-          <w:b/>
-          <w:i w:val="0"/>
-          <w:sz w:val="21"/>
-        </w:rPr>
-        <w:t>Model evaluation boundary:</w:t>
-      </w:r>
-      <w:r>
-        <w:rPr>
-          <w:rFonts w:ascii="Arial" w:hAnsi="Arial"/>
-          <w:b w:val="0"/>
-          <w:i w:val="0"/>
-          <w:sz w:val="21"/>
-        </w:rPr>
-        <w:t xml:space="preserve"> DS-QA-011 explicitly forbids model-evaluation results from substituting for deterministic-calculation tests, closing a plausible future failure mode (treating a "good" AI self-evaluation as equivalent to a passed deterministic regression suite) before it could occur.</w:t>
+          <w:rFonts w:ascii="Consolas" w:hAnsi="Consolas"/>
+          <w:b w:val="0"/>
+          <w:i w:val="0"/>
+          <w:sz w:val="20"/>
+        </w:rPr>
+        <w:t>ROADMAP.md</w:t>
+      </w:r>
+      <w:r>
+        <w:rPr>
+          <w:rFonts w:ascii="Arial" w:hAnsi="Arial"/>
+          <w:b w:val="0"/>
+          <w:i w:val="0"/>
+          <w:sz w:val="21"/>
+        </w:rPr>
+        <w:t xml:space="preserve">, </w:t>
+      </w:r>
+      <w:r>
+        <w:rPr>
+          <w:rFonts w:ascii="Consolas" w:hAnsi="Consolas"/>
+          <w:b w:val="0"/>
+          <w:i w:val="0"/>
+          <w:sz w:val="20"/>
+        </w:rPr>
+        <w:t>SECURITY_RULES.md</w:t>
+      </w:r>
+      <w:r>
+        <w:rPr>
+          <w:rFonts w:ascii="Arial" w:hAnsi="Arial"/>
+          <w:b w:val="0"/>
+          <w:i w:val="0"/>
+          <w:sz w:val="21"/>
+        </w:rPr>
+        <w:t xml:space="preserve">, </w:t>
+      </w:r>
+      <w:r>
+        <w:rPr>
+          <w:rFonts w:ascii="Consolas" w:hAnsi="Consolas"/>
+          <w:b w:val="0"/>
+          <w:i w:val="0"/>
+          <w:sz w:val="20"/>
+        </w:rPr>
+        <w:t>TRADING_RULES.md</w:t>
+      </w:r>
+    </w:p>
+    <w:p>
+      <w:pPr>
+        <w:pStyle w:val="ListBullet"/>
+        <w:spacing w:after="60"/>
+      </w:pPr>
+      <w:r>
+        <w:rPr>
+          <w:rFonts w:ascii="Consolas" w:hAnsi="Consolas"/>
+          <w:b w:val="0"/>
+          <w:i w:val="0"/>
+          <w:sz w:val="20"/>
+        </w:rPr>
+        <w:t>docs/traceability/TRACEABILITY_MATRIX.csv</w:t>
       </w:r>
     </w:p>
     <w:p>
@@ -6618,21 +7515,31 @@
           <w:color w:val="0B0B0D"/>
           <w:sz w:val="44"/>
         </w:rPr>
-        <w:t>14. Verification Approach</w:t>
+        <w:t>13. Risks and Constraints</w:t>
       </w:r>
     </w:p>
     <w:p>
       <w:pPr>
-        <w:spacing w:after="120" w:line="288" w:lineRule="auto"/>
-      </w:pPr>
-      <w:r>
-        <w:rPr>
-          <w:rFonts w:ascii="Arial" w:hAnsi="Arial"/>
-          <w:b w:val="0"/>
-          <w:i w:val="0"/>
-          <w:sz w:val="21"/>
-        </w:rPr>
-        <w:t xml:space="preserve">Each </w:t>
+        <w:pStyle w:val="ListBullet"/>
+        <w:spacing w:after="60"/>
+      </w:pPr>
+      <w:r>
+        <w:rPr>
+          <w:rFonts w:ascii="Arial" w:hAnsi="Arial"/>
+          <w:b/>
+          <w:i w:val="0"/>
+          <w:sz w:val="21"/>
+        </w:rPr>
+        <w:t>Consolidation, not duplication:</w:t>
+      </w:r>
+      <w:r>
+        <w:rPr>
+          <w:rFonts w:ascii="Arial" w:hAnsi="Arial"/>
+          <w:b w:val="0"/>
+          <w:i w:val="0"/>
+          <w:sz w:val="21"/>
+        </w:rPr>
+        <w:t xml:space="preserve"> most </w:t>
       </w:r>
       <w:r>
         <w:rPr>
@@ -6650,25 +7557,55 @@
           <w:i w:val="0"/>
           <w:sz w:val="21"/>
         </w:rPr>
-        <w:t xml:space="preserve"> requirement states its own Testing. Document-level verification (unique-ID check, cross-reference consistency against DS-002 through DS-008, no Committed requirement depending on a Planned-only capability) recorded in </w:t>
-      </w:r>
-      <w:r>
-        <w:rPr>
-          <w:rFonts w:ascii="Consolas" w:hAnsi="Consolas"/>
-          <w:b w:val="0"/>
-          <w:i w:val="0"/>
-          <w:sz w:val="20"/>
-        </w:rPr>
-        <w:t>.ai-workflow/HANDOFF.md</w:t>
-      </w:r>
-      <w:r>
-        <w:rPr>
-          <w:rFonts w:ascii="Arial" w:hAnsi="Arial"/>
-          <w:b w:val="0"/>
-          <w:i w:val="0"/>
-          <w:sz w:val="21"/>
-        </w:rPr>
-        <w:t>.</w:t>
+        <w:t xml:space="preserve"> requirements restate an already-Committed upstream acceptance criterion as a testing-architecture obligation rather than inventing new product behavior; each explicitly cites its Governing Source as "shared with [X]'s own test" to avoid two conflicting definitions of the same test existing in two volumes.</w:t>
+      </w:r>
+    </w:p>
+    <w:p>
+      <w:pPr>
+        <w:pStyle w:val="ListBullet"/>
+        <w:spacing w:after="60"/>
+      </w:pPr>
+      <w:r>
+        <w:rPr>
+          <w:rFonts w:ascii="Arial" w:hAnsi="Arial"/>
+          <w:b/>
+          <w:i w:val="0"/>
+          <w:sz w:val="21"/>
+        </w:rPr>
+        <w:t>Classification discipline:</w:t>
+      </w:r>
+      <w:r>
+        <w:rPr>
+          <w:rFonts w:ascii="Arial" w:hAnsi="Arial"/>
+          <w:b w:val="0"/>
+          <w:i w:val="0"/>
+          <w:sz w:val="21"/>
+        </w:rPr>
+        <w:t xml:space="preserve"> Planned test categories (DS-QA-010, 011, 015, and the Planned half of DS-QA-007/009/014/021) trace only to already-Planned upstream sources; no requirement here promotes a Planned upstream capability to Committed by virtue of being tested. DS-QA-021 was split in the DS-009-H1 narrow repair so its Committed core-lifecycle testing (DS-UX-016) no longer implies its Planned accessibility-announcement testing (DS-UX-022) is itself a Committed release gate.</w:t>
+      </w:r>
+    </w:p>
+    <w:p>
+      <w:pPr>
+        <w:pStyle w:val="ListBullet"/>
+        <w:spacing w:after="60"/>
+      </w:pPr>
+      <w:r>
+        <w:rPr>
+          <w:rFonts w:ascii="Arial" w:hAnsi="Arial"/>
+          <w:b/>
+          <w:i w:val="0"/>
+          <w:sz w:val="21"/>
+        </w:rPr>
+        <w:t>Model evaluation boundary:</w:t>
+      </w:r>
+      <w:r>
+        <w:rPr>
+          <w:rFonts w:ascii="Arial" w:hAnsi="Arial"/>
+          <w:b w:val="0"/>
+          <w:i w:val="0"/>
+          <w:sz w:val="21"/>
+        </w:rPr>
+        <w:t xml:space="preserve"> DS-QA-011 explicitly forbids model-evaluation results from substituting for deterministic-calculation tests, closing a plausible future failure mode (treating a "good" AI self-evaluation as equivalent to a passed deterministic regression suite) before it could occur.</w:t>
       </w:r>
     </w:p>
     <w:p>
@@ -6687,14 +7624,22 @@
           <w:color w:val="0B0B0D"/>
           <w:sz w:val="44"/>
         </w:rPr>
-        <w:t>15. References</w:t>
+        <w:t>14. Verification Approach</w:t>
       </w:r>
     </w:p>
     <w:p>
       <w:pPr>
-        <w:pStyle w:val="ListBullet"/>
-        <w:spacing w:after="60"/>
-      </w:pPr>
+        <w:spacing w:after="120" w:line="288" w:lineRule="auto"/>
+      </w:pPr>
+      <w:r>
+        <w:rPr>
+          <w:rFonts w:ascii="Arial" w:hAnsi="Arial"/>
+          <w:b w:val="0"/>
+          <w:i w:val="0"/>
+          <w:sz w:val="21"/>
+        </w:rPr>
+        <w:t xml:space="preserve">Each </w:t>
+      </w:r>
       <w:r>
         <w:rPr>
           <w:rFonts w:ascii="Consolas" w:hAnsi="Consolas"/>
@@ -6702,16 +7647,16 @@
           <w:i w:val="0"/>
           <w:sz w:val="20"/>
         </w:rPr>
-        <w:t>ROADMAP.md</w:t>
-      </w:r>
-      <w:r>
-        <w:rPr>
-          <w:rFonts w:ascii="Arial" w:hAnsi="Arial"/>
-          <w:b w:val="0"/>
-          <w:i w:val="0"/>
-          <w:sz w:val="21"/>
-        </w:rPr>
-        <w:t xml:space="preserve">, </w:t>
+        <w:t>DS-QA-NNN</w:t>
+      </w:r>
+      <w:r>
+        <w:rPr>
+          <w:rFonts w:ascii="Arial" w:hAnsi="Arial"/>
+          <w:b w:val="0"/>
+          <w:i w:val="0"/>
+          <w:sz w:val="21"/>
+        </w:rPr>
+        <w:t xml:space="preserve"> requirement states its own Testing. Document-level verification (unique-ID check, cross-reference consistency against DS-002 through DS-008, no Committed requirement depending on a Planned-only capability) recorded in </w:t>
       </w:r>
       <w:r>
         <w:rPr>
@@ -6720,133 +7665,16 @@
           <w:i w:val="0"/>
           <w:sz w:val="20"/>
         </w:rPr>
-        <w:t>SECURITY_RULES.md</w:t>
-      </w:r>
-      <w:r>
-        <w:rPr>
-          <w:rFonts w:ascii="Arial" w:hAnsi="Arial"/>
-          <w:b w:val="0"/>
-          <w:i w:val="0"/>
-          <w:sz w:val="21"/>
-        </w:rPr>
-        <w:t xml:space="preserve">, </w:t>
-      </w:r>
-      <w:r>
-        <w:rPr>
-          <w:rFonts w:ascii="Consolas" w:hAnsi="Consolas"/>
-          <w:b w:val="0"/>
-          <w:i w:val="0"/>
-          <w:sz w:val="20"/>
-        </w:rPr>
-        <w:t>TRADING_RULES.md</w:t>
-      </w:r>
-    </w:p>
-    <w:p>
-      <w:pPr>
-        <w:pStyle w:val="ListBullet"/>
-        <w:spacing w:after="60"/>
-      </w:pPr>
-      <w:r>
-        <w:rPr>
-          <w:rFonts w:ascii="Consolas" w:hAnsi="Consolas"/>
-          <w:b w:val="0"/>
-          <w:i w:val="0"/>
-          <w:sz w:val="20"/>
-        </w:rPr>
-        <w:t>docs/codex/Volume-02-Product/DS-002-SRS.md</w:t>
-      </w:r>
-      <w:r>
-        <w:rPr>
-          <w:rFonts w:ascii="Arial" w:hAnsi="Arial"/>
-          <w:b w:val="0"/>
-          <w:i w:val="0"/>
-          <w:sz w:val="21"/>
-        </w:rPr>
-        <w:t xml:space="preserve"> and </w:t>
-      </w:r>
-      <w:r>
-        <w:rPr>
-          <w:rFonts w:ascii="Consolas" w:hAnsi="Consolas"/>
-          <w:b w:val="0"/>
-          <w:i w:val="0"/>
-          <w:sz w:val="20"/>
-        </w:rPr>
-        <w:t>requirements/*.md</w:t>
-      </w:r>
-    </w:p>
-    <w:p>
-      <w:pPr>
-        <w:pStyle w:val="ListBullet"/>
-        <w:spacing w:after="60"/>
-      </w:pPr>
-      <w:r>
-        <w:rPr>
-          <w:rFonts w:ascii="Consolas" w:hAnsi="Consolas"/>
-          <w:b w:val="0"/>
-          <w:i w:val="0"/>
-          <w:sz w:val="20"/>
-        </w:rPr>
-        <w:t>docs/codex/Volume-04-Architecture/DS-004-Technical-Architecture.md</w:t>
-      </w:r>
-    </w:p>
-    <w:p>
-      <w:pPr>
-        <w:pStyle w:val="ListBullet"/>
-        <w:spacing w:after="60"/>
-      </w:pPr>
-      <w:r>
-        <w:rPr>
-          <w:rFonts w:ascii="Consolas" w:hAnsi="Consolas"/>
-          <w:b w:val="0"/>
-          <w:i w:val="0"/>
-          <w:sz w:val="20"/>
-        </w:rPr>
-        <w:t>docs/codex/Volume-06-API/DS-006-API-Specification.md</w:t>
-      </w:r>
-    </w:p>
-    <w:p>
-      <w:pPr>
-        <w:pStyle w:val="ListBullet"/>
-        <w:spacing w:after="60"/>
-      </w:pPr>
-      <w:r>
-        <w:rPr>
-          <w:rFonts w:ascii="Consolas" w:hAnsi="Consolas"/>
-          <w:b w:val="0"/>
-          <w:i w:val="0"/>
-          <w:sz w:val="20"/>
-        </w:rPr>
-        <w:t>docs/codex/Volume-07-UX/DS-007-UI-UX-Bible.md</w:t>
-      </w:r>
-    </w:p>
-    <w:p>
-      <w:pPr>
-        <w:pStyle w:val="ListBullet"/>
-        <w:spacing w:after="60"/>
-      </w:pPr>
-      <w:r>
-        <w:rPr>
-          <w:rFonts w:ascii="Consolas" w:hAnsi="Consolas"/>
-          <w:b w:val="0"/>
-          <w:i w:val="0"/>
-          <w:sz w:val="20"/>
-        </w:rPr>
-        <w:t>docs/codex/Volume-08-Security/DS-008-Security-Architecture.md</w:t>
-      </w:r>
-    </w:p>
-    <w:p>
-      <w:pPr>
-        <w:pStyle w:val="ListBullet"/>
-        <w:spacing w:after="60"/>
-      </w:pPr>
-      <w:r>
-        <w:rPr>
-          <w:rFonts w:ascii="Consolas" w:hAnsi="Consolas"/>
-          <w:b w:val="0"/>
-          <w:i w:val="0"/>
-          <w:sz w:val="20"/>
-        </w:rPr>
-        <w:t>docs/traceability/TRACEABILITY_MATRIX.csv</w:t>
+        <w:t>.ai-workflow/HANDOFF.md</w:t>
+      </w:r>
+      <w:r>
+        <w:rPr>
+          <w:rFonts w:ascii="Arial" w:hAnsi="Arial"/>
+          <w:b w:val="0"/>
+          <w:i w:val="0"/>
+          <w:sz w:val="21"/>
+        </w:rPr>
+        <w:t>.</w:t>
       </w:r>
     </w:p>
     <w:p>
@@ -6865,11 +7693,189 @@
           <w:color w:val="0B0B0D"/>
           <w:sz w:val="44"/>
         </w:rPr>
-        <w:t>Appendix A — Open Questions</w:t>
+        <w:t>15. References</w:t>
       </w:r>
     </w:p>
     <w:p>
       <w:pPr>
+        <w:pStyle w:val="ListBullet"/>
+        <w:spacing w:after="60"/>
+      </w:pPr>
+      <w:r>
+        <w:rPr>
+          <w:rFonts w:ascii="Consolas" w:hAnsi="Consolas"/>
+          <w:b w:val="0"/>
+          <w:i w:val="0"/>
+          <w:sz w:val="20"/>
+        </w:rPr>
+        <w:t>ROADMAP.md</w:t>
+      </w:r>
+      <w:r>
+        <w:rPr>
+          <w:rFonts w:ascii="Arial" w:hAnsi="Arial"/>
+          <w:b w:val="0"/>
+          <w:i w:val="0"/>
+          <w:sz w:val="21"/>
+        </w:rPr>
+        <w:t xml:space="preserve">, </w:t>
+      </w:r>
+      <w:r>
+        <w:rPr>
+          <w:rFonts w:ascii="Consolas" w:hAnsi="Consolas"/>
+          <w:b w:val="0"/>
+          <w:i w:val="0"/>
+          <w:sz w:val="20"/>
+        </w:rPr>
+        <w:t>SECURITY_RULES.md</w:t>
+      </w:r>
+      <w:r>
+        <w:rPr>
+          <w:rFonts w:ascii="Arial" w:hAnsi="Arial"/>
+          <w:b w:val="0"/>
+          <w:i w:val="0"/>
+          <w:sz w:val="21"/>
+        </w:rPr>
+        <w:t xml:space="preserve">, </w:t>
+      </w:r>
+      <w:r>
+        <w:rPr>
+          <w:rFonts w:ascii="Consolas" w:hAnsi="Consolas"/>
+          <w:b w:val="0"/>
+          <w:i w:val="0"/>
+          <w:sz w:val="20"/>
+        </w:rPr>
+        <w:t>TRADING_RULES.md</w:t>
+      </w:r>
+    </w:p>
+    <w:p>
+      <w:pPr>
+        <w:pStyle w:val="ListBullet"/>
+        <w:spacing w:after="60"/>
+      </w:pPr>
+      <w:r>
+        <w:rPr>
+          <w:rFonts w:ascii="Consolas" w:hAnsi="Consolas"/>
+          <w:b w:val="0"/>
+          <w:i w:val="0"/>
+          <w:sz w:val="20"/>
+        </w:rPr>
+        <w:t>docs/codex/Volume-02-Product/DS-002-SRS.md</w:t>
+      </w:r>
+      <w:r>
+        <w:rPr>
+          <w:rFonts w:ascii="Arial" w:hAnsi="Arial"/>
+          <w:b w:val="0"/>
+          <w:i w:val="0"/>
+          <w:sz w:val="21"/>
+        </w:rPr>
+        <w:t xml:space="preserve"> and </w:t>
+      </w:r>
+      <w:r>
+        <w:rPr>
+          <w:rFonts w:ascii="Consolas" w:hAnsi="Consolas"/>
+          <w:b w:val="0"/>
+          <w:i w:val="0"/>
+          <w:sz w:val="20"/>
+        </w:rPr>
+        <w:t>requirements/*.md</w:t>
+      </w:r>
+    </w:p>
+    <w:p>
+      <w:pPr>
+        <w:pStyle w:val="ListBullet"/>
+        <w:spacing w:after="60"/>
+      </w:pPr>
+      <w:r>
+        <w:rPr>
+          <w:rFonts w:ascii="Consolas" w:hAnsi="Consolas"/>
+          <w:b w:val="0"/>
+          <w:i w:val="0"/>
+          <w:sz w:val="20"/>
+        </w:rPr>
+        <w:t>docs/codex/Volume-04-Architecture/DS-004-Technical-Architecture.md</w:t>
+      </w:r>
+    </w:p>
+    <w:p>
+      <w:pPr>
+        <w:pStyle w:val="ListBullet"/>
+        <w:spacing w:after="60"/>
+      </w:pPr>
+      <w:r>
+        <w:rPr>
+          <w:rFonts w:ascii="Consolas" w:hAnsi="Consolas"/>
+          <w:b w:val="0"/>
+          <w:i w:val="0"/>
+          <w:sz w:val="20"/>
+        </w:rPr>
+        <w:t>docs/codex/Volume-06-API/DS-006-API-Specification.md</w:t>
+      </w:r>
+    </w:p>
+    <w:p>
+      <w:pPr>
+        <w:pStyle w:val="ListBullet"/>
+        <w:spacing w:after="60"/>
+      </w:pPr>
+      <w:r>
+        <w:rPr>
+          <w:rFonts w:ascii="Consolas" w:hAnsi="Consolas"/>
+          <w:b w:val="0"/>
+          <w:i w:val="0"/>
+          <w:sz w:val="20"/>
+        </w:rPr>
+        <w:t>docs/codex/Volume-07-UX/DS-007-UI-UX-Bible.md</w:t>
+      </w:r>
+    </w:p>
+    <w:p>
+      <w:pPr>
+        <w:pStyle w:val="ListBullet"/>
+        <w:spacing w:after="60"/>
+      </w:pPr>
+      <w:r>
+        <w:rPr>
+          <w:rFonts w:ascii="Consolas" w:hAnsi="Consolas"/>
+          <w:b w:val="0"/>
+          <w:i w:val="0"/>
+          <w:sz w:val="20"/>
+        </w:rPr>
+        <w:t>docs/codex/Volume-08-Security/DS-008-Security-Architecture.md</w:t>
+      </w:r>
+    </w:p>
+    <w:p>
+      <w:pPr>
+        <w:pStyle w:val="ListBullet"/>
+        <w:spacing w:after="60"/>
+      </w:pPr>
+      <w:r>
+        <w:rPr>
+          <w:rFonts w:ascii="Consolas" w:hAnsi="Consolas"/>
+          <w:b w:val="0"/>
+          <w:i w:val="0"/>
+          <w:sz w:val="20"/>
+        </w:rPr>
+        <w:t>docs/traceability/TRACEABILITY_MATRIX.csv</w:t>
+      </w:r>
+    </w:p>
+    <w:p>
+      <w:pPr>
+        <w:pStyle w:val="Heading1"/>
+        <w:spacing w:before="480" w:after="240"/>
+        <w:pBdr>
+          <w:bottom w:val="single" w:sz="16" w:space="4" w:color="C8A45D"/>
+        </w:pBdr>
+      </w:pPr>
+      <w:r>
+        <w:rPr>
+          <w:rFonts w:ascii="Arial" w:hAnsi="Arial"/>
+          <w:b w:val="0"/>
+          <w:i w:val="0"/>
+          <w:color w:val="0B0B0D"/>
+          <w:sz w:val="44"/>
+        </w:rPr>
+        <w:t>Appendix A — Open Questions</w:t>
+      </w:r>
+    </w:p>
+    <w:p>
+      <w:pPr>
         <w:pStyle w:val="ListNumber"/>
         <w:spacing w:after="60"/>
       </w:pPr>
@@ -6992,6 +7998,53 @@
           <w:sz w:val="21"/>
         </w:rPr>
         <w:t xml:space="preserve"> phase boundaries as Codex release-scope authority; phase-mapping precision) apply identically to this document's Release Classification scheme and are not re-litigated here.</w:t>
+      </w:r>
+    </w:p>
+    <w:p>
+      <w:pPr>
+        <w:pStyle w:val="Heading1"/>
+        <w:spacing w:before="480" w:after="240"/>
+        <w:pBdr>
+          <w:bottom w:val="single" w:sz="16" w:space="4" w:color="C8A45D"/>
+        </w:pBdr>
+      </w:pPr>
+      <w:r>
+        <w:rPr>
+          <w:rFonts w:ascii="Arial" w:hAnsi="Arial"/>
+          <w:b w:val="0"/>
+          <w:i w:val="0"/>
+          <w:color w:val="0B0B0D"/>
+          <w:sz w:val="44"/>
+        </w:rPr>
+        <w:t>16. Founder Vision Completion Test Program</w:t>
+      </w:r>
+    </w:p>
+    <w:p>
+      <w:pPr>
+        <w:spacing w:after="120" w:line="288" w:lineRule="auto"/>
+      </w:pPr>
+      <w:r>
+        <w:rPr>
+          <w:rFonts w:ascii="Arial" w:hAnsi="Arial"/>
+          <w:b w:val="0"/>
+          <w:i w:val="0"/>
+          <w:sz w:val="21"/>
+        </w:rPr>
+        <w:t>Testing shall include: canonical Trade Intelligence Package schema/traceability; streaming-chart state and overlay consistency; agent tool-permission and prompt-injection red teams; research-source provenance/conflict/freshness; thesis-version immutability; journal hindsight protection; daily/weekly review reproducibility; automation-mode action matrices; emergency-stop and policy-expiry behavior; and portfolio/strategy deterministic calculations.</w:t>
+      </w:r>
+    </w:p>
+    <w:p>
+      <w:pPr>
+        <w:spacing w:after="120" w:line="288" w:lineRule="auto"/>
+      </w:pPr>
+      <w:r>
+        <w:rPr>
+          <w:rFonts w:ascii="Arial" w:hAnsi="Arial"/>
+          <w:b w:val="0"/>
+          <w:i w:val="0"/>
+          <w:sz w:val="21"/>
+        </w:rPr>
+        <w:t>Discord tests shall cover opt-in defaults, secret redaction, test delivery, rate limits, duplicate suppression, retries, deleted webhook/permission loss, message-size handling, simulation/live labeling, in-app fallback, and proof that every Discord interaction path is unable to approve or execute a trade.</w:t>
       </w:r>
     </w:p>
     <w:sectPr>
@@ -7138,7 +8191,7 @@
         <w:color w:val="A7ABB3"/>
         <w:sz w:val="15"/>
       </w:rPr>
-      <w:t>v0.2.3 — Draft  |  Classification: Internal</w:t>
+      <w:t>v0.5.0 — Draft  |  Classification: Internal</w:t>
     </w:r>
   </w:p>
   <w:p>
@@ -7151,7 +8204,7 @@
         <w:color w:val="A7ABB3"/>
         <w:sz w:val="14"/>
       </w:rPr>
-      <w:t>Generated from DS-009 v0.2.3 — baseline 34a65818d48f596122281075e18c6e5f36ec93b5</w:t>
+      <w:t>Generated from DS-009 v0.5.0 — baseline 8b5cf5bd0341d5d6f70c67302c8bce2069d0929a</w:t>
     </w:r>
   </w:p>
 </w:ftr>
@@ -7188,7 +8241,7 @@
         <w:color w:val="17181C"/>
         <w:sz w:val="17"/>
       </w:rPr>
-      <w:t>DarkSage — DS-009 — Testing &amp; QA</w:t>
+      <w:t>DarkSage — Testing and Quality Assurance</w:t>
     </w:r>
     <w:r>
       <w:tab/>
